--- a/en/wisdom-stories/sowing-millet-at-the-bottom.docx
+++ b/en/wisdom-stories/sowing-millet-at-the-bottom.docx
@@ -4,232 +4,127 @@
   <w:body>
     <w:p>
       <w:pPr>
-        <w:spacing w:before="0" w:after="60"/>
-        <w:jc w:val="left"/>
+        <w:pStyle w:val="Title"/>
       </w:pPr>
       <w:r>
-        <w:rPr>
-          <w:rFonts w:ascii="Arial" w:hAnsi="Arial" w:eastAsia="Arial"/>
-          <w:i w:val="0"/>
-          <w:color w:val="000000"/>
-          <w:sz w:val="52"/>
-        </w:rPr>
-        <w:t>Planting millet in the bottom</w:t>
+        <w:t>The Saplings That Bore Gold</w:t>
       </w:r>
     </w:p>
     <w:p>
-      <w:pPr>
-        <w:jc w:val="left"/>
-      </w:pPr>
+      <w:pPr/>
       <w:r>
-        <w:rPr>
-          <w:rFonts w:ascii="Arial" w:hAnsi="Arial" w:eastAsia="Arial"/>
-          <w:i w:val="0"/>
-          <w:color w:val="000000"/>
-          <w:sz w:val="22"/>
-        </w:rPr>
         <w:t>One day, the king went on a walk with his courtiers. In a village on the way, he saw an old man planting seedlings in his field. He called out to the elder from a distance:</w:t>
       </w:r>
     </w:p>
     <w:p>
       <w:pPr>
-        <w:jc w:val="left"/>
+        <w:spacing w:after="80"/>
       </w:pPr>
       <w:r>
-        <w:rPr>
-          <w:rFonts w:ascii="Arial" w:hAnsi="Arial" w:eastAsia="Arial"/>
-          <w:i w:val="0"/>
-          <w:color w:val="000000"/>
-          <w:sz w:val="22"/>
-        </w:rPr>
-        <w:t>— Father, why are you busy planting these seedlings? Mashallah, you have not lived your life; you will probably not be able to eat the fruit of these seedlings.</w:t>
+        <w:t>“Old father, why plant saplings at your age? You may never taste their fruit.”</w:t>
       </w:r>
     </w:p>
     <w:p>
       <w:pPr>
-        <w:jc w:val="left"/>
+        <w:spacing w:after="80"/>
       </w:pPr>
       <w:r>
-        <w:rPr>
-          <w:rFonts w:ascii="Arial" w:hAnsi="Arial" w:eastAsia="Arial"/>
-          <w:i w:val="0"/>
-          <w:color w:val="000000"/>
-          <w:sz w:val="22"/>
-        </w:rPr>
         <w:t>The elder replied to the king:</w:t>
       </w:r>
     </w:p>
     <w:p>
-      <w:pPr>
-        <w:jc w:val="left"/>
-      </w:pPr>
+      <w:pPr/>
       <w:r>
-        <w:rPr>
-          <w:rFonts w:ascii="Arial" w:hAnsi="Arial" w:eastAsia="Arial"/>
-          <w:i w:val="0"/>
-          <w:color w:val="000000"/>
-          <w:sz w:val="22"/>
-        </w:rPr>
-        <w:t>— It is not necessary for us to eat the fruit of these seedlings, my son. Just as we ate the fruit of the seedlings planted by those before us, those after us will also eat the fruit of the seedlings we plant.</w:t>
+        <w:t>“That doesn’t matter, my son. We ate the fruit of trees planted before our time. Those who come after us will eat from these.”</w:t>
       </w:r>
     </w:p>
     <w:p>
       <w:pPr>
-        <w:jc w:val="left"/>
+        <w:spacing w:after="80"/>
       </w:pPr>
       <w:r>
-        <w:rPr>
-          <w:rFonts w:ascii="Arial" w:hAnsi="Arial" w:eastAsia="Arial"/>
-          <w:i w:val="0"/>
-          <w:color w:val="000000"/>
-          <w:sz w:val="22"/>
-        </w:rPr>
         <w:t>This answer pleased the king and he ordered the elder to be given a bag of gold.</w:t>
       </w:r>
     </w:p>
     <w:p>
       <w:pPr>
-        <w:jc w:val="left"/>
+        <w:spacing w:after="80"/>
       </w:pPr>
       <w:r>
-        <w:rPr>
-          <w:rFonts w:ascii="Arial" w:hAnsi="Arial" w:eastAsia="Arial"/>
-          <w:i w:val="0"/>
-          <w:color w:val="000000"/>
-          <w:sz w:val="22"/>
-        </w:rPr>
         <w:t>The elder pointed to the bag full of gold and said:</w:t>
       </w:r>
     </w:p>
     <w:p>
       <w:pPr>
-        <w:jc w:val="left"/>
+        <w:spacing w:after="80"/>
       </w:pPr>
       <w:r>
-        <w:rPr>
-          <w:rFonts w:ascii="Arial" w:hAnsi="Arial" w:eastAsia="Arial"/>
-          <w:i w:val="0"/>
-          <w:color w:val="000000"/>
-          <w:sz w:val="22"/>
-        </w:rPr>
-        <w:t>— Did you see, my son? The seedlings we planted have already borne fruit.</w:t>
+        <w:t>“You see? My trees have already borne fruit.”</w:t>
       </w:r>
     </w:p>
     <w:p>
       <w:pPr>
-        <w:jc w:val="left"/>
+        <w:spacing w:after="80"/>
       </w:pPr>
       <w:r>
-        <w:rPr>
-          <w:rFonts w:ascii="Arial" w:hAnsi="Arial" w:eastAsia="Arial"/>
-          <w:i w:val="0"/>
-          <w:color w:val="000000"/>
-          <w:sz w:val="22"/>
-        </w:rPr>
-        <w:t>This answer pleased the king and he ordered the elder to be given another bag of gold. The old peasant was not an ordinary man - he was a wise and wise man:</w:t>
+        <w:t>Delighted, the king ordered another bag of gold. The shrewd old farmer smiled.</w:t>
       </w:r>
     </w:p>
     <w:p>
       <w:pPr>
-        <w:jc w:val="left"/>
+        <w:spacing w:after="80"/>
       </w:pPr>
       <w:r>
-        <w:rPr>
-          <w:rFonts w:ascii="Arial" w:hAnsi="Arial" w:eastAsia="Arial"/>
-          <w:i w:val="0"/>
-          <w:color w:val="000000"/>
-          <w:sz w:val="22"/>
-        </w:rPr>
-        <w:t>— My son, the saplings that everyone else plants bear fruit once a year, but the saplings we planted have already borne fruit twice.</w:t>
+        <w:t>“Most trees bear fruit once a year. Mine have already borne fruit twice.”</w:t>
       </w:r>
     </w:p>
     <w:p>
       <w:pPr>
-        <w:jc w:val="left"/>
+        <w:spacing w:after="80"/>
       </w:pPr>
       <w:r>
-        <w:rPr>
-          <w:rFonts w:ascii="Arial" w:hAnsi="Arial" w:eastAsia="Arial"/>
-          <w:i w:val="0"/>
-          <w:color w:val="000000"/>
-          <w:sz w:val="22"/>
-        </w:rPr>
-        <w:t>The ruler, who liked this answer, ordered the nobleman to be given another bag of gold. But this time the vizier intervened and tried to dissuade the ruler from his thoughts:</w:t>
+        <w:t>The king ordered a third bag, but the vizier stepped forward.</w:t>
       </w:r>
     </w:p>
     <w:p>
       <w:pPr>
-        <w:jc w:val="left"/>
+        <w:keepNext/>
       </w:pPr>
       <w:r>
-        <w:rPr>
-          <w:rFonts w:ascii="Arial" w:hAnsi="Arial" w:eastAsia="Arial"/>
-          <w:i w:val="0"/>
-          <w:color w:val="000000"/>
-          <w:sz w:val="22"/>
-        </w:rPr>
-        <w:t>— Oh, my sultan! We must leave here as soon as possible. If this nobleman leaves like this, instead of planting saplings in his field, he will plant millet in the state treasury.</w:t>
+        <w:t>“Your Majesty, we should leave. At this rate, he’ll empty the treasury and plant millet on its floor!”</w:t>
       </w:r>
     </w:p>
     <w:p>
       <w:pPr>
-        <w:pStyle w:val="Moral"/>
         <w:keepNext/>
         <w:keepLines/>
-        <w:widowControl/>
-        <w:spacing w:before="240" w:after="180" w:line="283" w:lineRule="auto"/>
-        <w:ind w:left="240" w:right="240"/>
-        <w:jc w:val="left"/>
-        <w:pBdr>
-          <w:top w:val="single" w:sz="8" w:space="7" w:color="E8D59A"/>
-          <w:left w:val="single" w:sz="32" w:space="11" w:color="C6A23A"/>
-          <w:bottom w:val="single" w:sz="8" w:space="7" w:color="E8D59A"/>
-          <w:right w:val="single" w:sz="8" w:space="11" w:color="E8D59A"/>
-        </w:pBdr>
-        <w:shd w:val="clear" w:color="auto" w:fill="FFF8E1"/>
+        <w:spacing w:before="160"/>
       </w:pPr>
       <w:r>
         <w:rPr>
-          <w:rFonts w:ascii="Arial" w:hAnsi="Arial" w:eastAsia="Arial" w:cs="Arial"/>
           <w:b/>
-          <w:i w:val="0"/>
-          <w:color w:val="9A7417"/>
-          <w:sz w:val="22"/>
         </w:rPr>
-        <w:t xml:space="preserve">Moral: </w:t>
+        <w:t>Moral:</w:t>
       </w:r>
       <w:r>
-        <w:rPr>
-          <w:rFonts w:ascii="Arial" w:hAnsi="Arial" w:eastAsia="Arial" w:cs="Arial"/>
-          <w:b w:val="0"/>
-          <w:i w:val="0"/>
-          <w:color w:val="3F3826"/>
-          <w:sz w:val="22"/>
-        </w:rPr>
-        <w:t>A person does not live only for himself. We ate what those who came before us planted; we must plant for those who come after us.</w:t>
+        <w:t xml:space="preserve"> A person does not live only for himself. We ate what those who came before us planted; we must plant for those who come after us.</w:t>
       </w:r>
     </w:p>
     <w:p>
       <w:pPr>
-        <w:keepLines/>
-        <w:widowControl/>
-        <w:spacing w:before="60" w:after="0" w:line="240" w:lineRule="auto"/>
-        <w:jc w:val="right"/>
+        <w:spacing w:after="80"/>
       </w:pPr>
       <w:r>
         <w:rPr>
-          <w:rFonts w:ascii="Arial" w:hAnsi="Arial" w:eastAsia="Arial" w:cs="Arial"/>
-          <w:b w:val="0"/>
           <w:i/>
-          <w:color w:val="8A7950"/>
-          <w:sz w:val="17"/>
+          <w:sz w:val="18"/>
         </w:rPr>
-        <w:t>The story was obtained from open Internet sources.</w:t>
+        <w:t>Source: Publicly available internet sources.</w:t>
       </w:r>
     </w:p>
     <w:sectPr>
       <w:pgSz w:w="12240" w:h="15840"/>
-      <w:pgMar w:top="1440" w:right="1440" w:bottom="1440" w:left="1440" w:header="708" w:footer="708" w:gutter="0"/>
+      <w:pgMar w:top="1080" w:right="1224" w:bottom="1080" w:left="1224" w:header="720" w:footer="720" w:gutter="0"/>
       <w:cols w:space="720"/>
       <w:docGrid w:linePitch="360"/>
     </w:sectPr>
@@ -601,12 +496,14 @@
     <w:qFormat/>
     <w:rsid w:val="00FC693F"/>
     <w:pPr>
-      <w:spacing w:before="0" w:after="160" w:line="276" w:lineRule="auto"/>
+      <w:widowControl/>
+      <w:spacing w:after="120" w:line="259" w:lineRule="auto"/>
     </w:pPr>
     <w:rPr>
-      <w:rFonts w:ascii="Arial" w:hAnsi="Arial" w:eastAsia="Arial"/>
+      <w:rFonts w:ascii="Arial" w:hAnsi="Arial"/>
       <w:color w:val="000000"/>
       <w:sz w:val="22"/>
+      <w:lang w:val="en-US"/>
     </w:rPr>
   </w:style>
   <w:style w:type="paragraph" w:styleId="Header">
@@ -950,18 +847,17 @@
     <w:qFormat/>
     <w:rsid w:val="00FC693F"/>
     <w:pPr>
-      <w:pBdr>
-        <w:bottom w:val="single" w:sz="8" w:space="4" w:color="4F81BD" w:themeColor="accent1"/>
-      </w:pBdr>
-      <w:spacing w:after="300" w:line="240" w:lineRule="auto"/>
+      <w:keepNext/>
+      <w:spacing w:after="280" w:line="240" w:lineRule="auto"/>
       <w:contextualSpacing/>
     </w:pPr>
     <w:rPr>
-      <w:rFonts w:asciiTheme="majorHAnsi" w:eastAsiaTheme="majorEastAsia" w:hAnsiTheme="majorHAnsi" w:cstheme="majorBidi"/>
-      <w:color w:val="17365D" w:themeColor="text2" w:themeShade="BF"/>
+      <w:rFonts w:asciiTheme="majorHAnsi" w:eastAsiaTheme="majorEastAsia" w:hAnsiTheme="majorHAnsi" w:cstheme="majorBidi" w:ascii="Arial" w:hAnsi="Arial"/>
+      <w:b/>
+      <w:color w:val="000000"/>
       <w:spacing w:val="5"/>
       <w:kern w:val="28"/>
-      <w:sz w:val="52"/>
+      <w:sz w:val="34"/>
       <w:szCs w:val="52"/>
     </w:rPr>
   </w:style>
@@ -1437,9 +1333,6 @@
     <w:qFormat/>
     <w:rsid w:val="00FC693F"/>
     <w:pPr>
-      <w:pBdr>
-        <w:bottom w:val="single" w:sz="4" w:space="4" w:color="4F81BD" w:themeColor="accent1"/>
-      </w:pBdr>
       <w:spacing w:before="200" w:after="280"/>
       <w:ind w:left="936" w:right="936"/>
     </w:pPr>
@@ -12290,18 +12183,6 @@
         <w:shd w:val="clear" w:color="auto" w:fill="FBCAA2" w:themeFill="accent6" w:themeFillTint="7F"/>
       </w:tcPr>
     </w:tblStylePr>
-  </w:style>
-  <w:style w:type="paragraph" w:customStyle="1" w:styleId="Moral">
-    <w:name w:val="Moral"/>
-    <w:basedOn w:val="Normal"/>
-    <w:pPr>
-      <w:spacing w:before="160" w:after="0" w:line="276" w:lineRule="auto"/>
-    </w:pPr>
-    <w:rPr>
-      <w:rFonts w:ascii="Arial" w:hAnsi="Arial" w:eastAsia="Arial"/>
-      <w:i/>
-      <w:sz w:val="22"/>
-    </w:rPr>
   </w:style>
 </w:styles>
 </file>

--- a/en/wisdom-stories/sowing-millet-at-the-bottom.docx
+++ b/en/wisdom-stories/sowing-millet-at-the-bottom.docx
@@ -7,7 +7,7 @@
         <w:pStyle w:val="Title"/>
       </w:pPr>
       <w:r>
-        <w:t>The Saplings That Bore Gold</w:t>
+        <w:t>Sowing Millet at the Bottom</w:t>
       </w:r>
     </w:p>
     <w:p>
@@ -67,7 +67,7 @@
         <w:spacing w:after="80"/>
       </w:pPr>
       <w:r>
-        <w:t>Delighted, the king ordered another bag of gold. The shrewd old farmer smiled.</w:t>
+        <w:t>Delighted, the king ordered another bag of gold. The old peasant was no ordinary man — he was worldly and shrewd.</w:t>
       </w:r>
     </w:p>
     <w:p>
@@ -75,7 +75,7 @@
         <w:spacing w:after="80"/>
       </w:pPr>
       <w:r>
-        <w:t>“Most trees bear fruit once a year. Mine have already borne fruit twice.”</w:t>
+        <w:t>“My son, the seedlings everyone else plants bear fruit once a year. Mine have already borne fruit twice.”</w:t>
       </w:r>
     </w:p>
     <w:p>
@@ -83,7 +83,7 @@
         <w:spacing w:after="80"/>
       </w:pPr>
       <w:r>
-        <w:t>The king ordered a third bag, but the vizier stepped forward.</w:t>
+        <w:t>Pleased by this answer too, the king ordered the elder another bag of gold. But this time the vizier stepped in and tried to talk him out of it:</w:t>
       </w:r>
     </w:p>
     <w:p>
@@ -91,7 +91,7 @@
         <w:keepNext/>
       </w:pPr>
       <w:r>
-        <w:t>“Your Majesty, we should leave. At this rate, he’ll empty the treasury and plant millet on its floor!”</w:t>
+        <w:t>“Your Majesty, we should leave. At this rate, he’ll sow millet at the bottom of our treasury instead of seedlings in his field!”</w:t>
       </w:r>
     </w:p>
     <w:p>
@@ -104,11 +104,9 @@
         <w:rPr>
           <w:b/>
         </w:rPr>
-        <w:t>Moral:</w:t>
+        <w:t>Moral: A person does not live only for himself. We ate what those who came before us planted; we must plant for those who come after us.</w:t>
       </w:r>
-      <w:r>
-        <w:t xml:space="preserve"> A person does not live only for himself. We ate what those who came before us planted; we must plant for those who come after us.</w:t>
-      </w:r>
+      <w:r/>
     </w:p>
     <w:p>
       <w:pPr>
@@ -119,7 +117,7 @@
           <w:i/>
           <w:sz w:val="18"/>
         </w:rPr>
-        <w:t>Source: Publicly available internet sources.</w:t>
+        <w:t>Stories are taken from open Internet sources; illustrations were created with AI.</w:t>
       </w:r>
     </w:p>
     <w:sectPr>
